--- a/defense/docs/reviews/expert/expert_review_2_ru.docx
+++ b/defense/docs/reviews/expert/expert_review_2_ru.docx
@@ -314,7 +314,7 @@
                 <w:sz w:val="28"/>
                 <w:u w:val="none"/>
               </w:rPr>
-              <w:t>Врач-офтальмолог,</w:t>
+              <w:t>Врач-офтальмохирург, высшая квалификационная категория, к.м.н.,</w:t>
             </w:r>
           </w:p>
           <w:p>
@@ -355,18 +355,7 @@
                 <w:sz w:val="28"/>
                 <w:u w:val="none"/>
               </w:rPr>
-              <w:t xml:space="preserve">____________  </w:t>
-            </w:r>
-            <w:r>
-              <w:rPr>
-                <w:rFonts w:ascii="Times New Roman" w:hAnsi="Times New Roman" w:cs="Times New Roman" w:eastAsia="Times New Roman"/>
-                <w:b/>
-                <w:i w:val="0"/>
-                <w:sz w:val="28"/>
-                <w:highlight w:val="yellow"/>
-                <w:u w:val="none"/>
-              </w:rPr>
-              <w:t>&lt;Фамилия И.О.&gt;</w:t>
+              <w:t>____________  Аль-Асталь М. С.</w:t>
             </w:r>
           </w:p>
           <w:p>

--- a/defense/docs/reviews/expert/expert_review_2_ru.docx
+++ b/defense/docs/reviews/expert/expert_review_2_ru.docx
@@ -140,7 +140,7 @@
           <w:sz w:val="28"/>
           <w:u w:val="none"/>
         </w:rPr>
-        <w:t>Приложение предназначено для автоматизированной оценки степени тяжести диабетической ретинопатии по цветным изображениям глазного дна. На вход подаётся снимок глазного дна, полученный фундус-камерой; на выходе выдаются степень тяжести по пятиступенчатой шкале — от отсутствия ретинопатии до пролиферативной стадии — и отдельно выделенный признак случая, подлежащего направлению к специалисту. Работа с приложением ведётся через веб-интерфейс по адресу https://dr-classification.pages.dev. Настоящий отзыв отражает мою оценку продемонстрированного приложения с позиции практикующего врача-офтальмолога, ограничен рамками проведённой демонстрации и не является заключением о внедрении.</w:t>
+        <w:t>Приложение предназначено для автоматизированной оценки степени тяжести диабетической ретинопатии по цветным изображениям глазного дна. На вход подаётся снимок глазного дна, полученный с помощью фундус-камеры; на выходе система выдаёт степень тяжести по пятиступенчатой шкале — от отсутствия ретинопатии до пролиферативной стадии — и отдельно выделенный признак случая, подлежащего направлению к специалисту. Работа с приложением ведётся через веб-интерфейс по адресу https://dr-classification.pages.dev. Настоящий отзыв отражает мою оценку продемонстрированного приложения с позиции практикующего врача-офтальмолога, ограничивается рамками проведённой демонстрации и не является заключением о внедрении.</w:t>
       </w:r>
     </w:p>
     <w:p>
@@ -154,41 +154,9 @@
           <w:b w:val="0"/>
           <w:i w:val="0"/>
           <w:sz w:val="28"/>
-          <w:highlight w:val="yellow"/>
           <w:u w:val="none"/>
         </w:rPr>
-        <w:t>&lt;дата&gt;</w:t>
-      </w:r>
-      <w:r>
-        <w:rPr>
-          <w:rFonts w:ascii="Times New Roman" w:hAnsi="Times New Roman" w:cs="Times New Roman" w:eastAsia="Times New Roman"/>
-          <w:b w:val="0"/>
-          <w:i w:val="0"/>
-          <w:sz w:val="28"/>
-          <w:u w:val="none"/>
-        </w:rPr>
-        <w:t xml:space="preserve"> в </w:t>
-      </w:r>
-      <w:r>
-        <w:rPr>
-          <w:rFonts w:ascii="Times New Roman" w:hAnsi="Times New Roman" w:cs="Times New Roman" w:eastAsia="Times New Roman"/>
-          <w:b w:val="0"/>
-          <w:i w:val="0"/>
-          <w:sz w:val="28"/>
-          <w:highlight w:val="yellow"/>
-          <w:u w:val="none"/>
-        </w:rPr>
-        <w:t>&lt;наименование медицинской организации&gt;</w:t>
-      </w:r>
-      <w:r>
-        <w:rPr>
-          <w:rFonts w:ascii="Times New Roman" w:hAnsi="Times New Roman" w:cs="Times New Roman" w:eastAsia="Times New Roman"/>
-          <w:b w:val="0"/>
-          <w:i w:val="0"/>
-          <w:sz w:val="28"/>
-          <w:u w:val="none"/>
-        </w:rPr>
-        <w:t xml:space="preserve"> мне была представлена демонстрация указанного приложения. Приложение было показано в работе, а не в виде макета или презентационных материалов. Демонстрация проводилась на клинических снимках глазного дна, обезличенных до загрузки в приложение; сведения, позволяющие идентифицировать пациента, соискателю не передавались. Было продемонстрировано: 1) загрузка снимков обоих глаз одного пациента; 2) автоматическая проверка того, что загруженное изображение действительно является снимком глазного дна; 3) восемь этапов обработки изображения, показанных по шагам, с промежуточным результатом каждого; 4) оценка степени тяжести по пятиступенчатой шкале; 5) отдельный признак случая, подлежащего направлению к специалисту; 6) карта внимания модели поверх исходного снимка; 7) ручное указание врачом положения диска зрительного нерва и центральной ямки с последующим пересчётом обработки и оценки; 8) фиксация заключения врача о согласии либо несогласии с оценкой программы и сохранение материалов по пациенту. Соискателем были предъявлены количественные показатели работы системы: для выделения случаев, подлежащих направлению к специалисту, — чувствительность 0,8007 при специфичности 0,9636; по стадиям — 0,9333 на глазах без признаков ретинопатии против 0,2188 на начальной непролиферативной стадии.</w:t>
+        <w:t>31 августа 2026 года в ТОО «Казахский ордена «Знак Почета» научно-исследовательский институт глазных болезней» мне была продемонстрирована работа указанного приложения. Приложение было показано непосредственно в работе, а не в виде макета или презентационных материалов. Демонстрация проводилась на клинических снимках глазного дна, обезличенных до загрузки в приложение; сведения, позволяющие идентифицировать пациента, соискателю не передавались. Были продемонстрированы: 1) загрузка снимков обоих глаз одного пациента; 2) автоматическая проверка того, что загруженное изображение действительно является снимком глазного дна; 3) восемь этапов обработки изображения, показанных последовательно, с промежуточным результатом на каждом шаге; 4) оценка степени тяжести по пятиступенчатой шкале; 5) отдельный признак случая, подлежащего направлению к специалисту; 6) карта внимания модели, накладываемая на исходный снимок; 7) ручное указание врачом положения диска зрительного нерва и центральной ямки с последующим пересчётом обработки и оценки; 8) фиксация заключения врача о согласии либо несогласии с оценкой программы и сохранение материалов по пациенту. Соискателем были представлены количественные показатели работы системы: для выделения случаев, подлежащих направлению к специалисту, — чувствительность 0,8007 при специфичности 0,9636; по стадиям — 0,9333 на глазах без признаков ретинопатии против 0,2188 на начальной непролиферативной стадии.</w:t>
       </w:r>
     </w:p>
     <w:p>
@@ -210,7 +178,7 @@
           <w:sz w:val="28"/>
           <w:u w:val="none"/>
         </w:rPr>
-        <w:t>Основное внимание было уделено тому, что определяет приемлемость подобных систем в клинической работе: возможности понять, на каком основании получена оценка, и вмешаться в её получение. Помимо самой оценки, приложение отображает поверх снимка карту внимания модели: становится видно, рассматривала ли программа макулярную область и сосудистые аркады — зоны, где и следует ожидать проявлений ретинопатии, — или сосредоточилась на периферии и артефактах съёмки; во втором случае есть основание отнестись к оценке с осторожностью и переснять пациента. Считаю необходимым воспроизвести оговорку, которую соискатель сделал сам и которую полностью разделяю: карта внимания не является разметкой очагов поражения, не определяет их границ и не может использоваться как указание локализации патологии. Это средство контроля за работой программы, а не диагностический вывод.</w:t>
+        <w:t>Основное внимание было уделено тому, что определяет приемлемость подобных систем в клинической практике: возможности понять, на каком основании получена оценка, и вмешаться в процесс её получения. Помимо самой оценки, приложение отображает поверх снимка карту внимания модели: становится видно, рассматривала ли программа макулярную область и сосудистые аркады — зоны, в которых и следует ожидать проявлений ретинопатии, — или сосредоточилась на периферии и артефактах съёмки; во втором случае есть основание отнестись к оценке с осторожностью и переснять пациента. Считаю необходимым воспроизвести оговорку, сделанную самим соискателем и полностью мной разделяемую: карта внимания не является разметкой очагов поражения, не определяет их границ и не может использоваться как указание локализации патологии. Это средство контроля за работой программы, а не диагностический вывод.</w:t>
       </w:r>
     </w:p>
     <w:p>
@@ -226,7 +194,7 @@
           <w:sz w:val="28"/>
           <w:u w:val="none"/>
         </w:rPr>
-        <w:t>Существенна и ручная коррекция опорных точек. При узком зрачке, помутнениях оптических сред и неудачном положении пациента автоматическое определение диска зрительного нерва и центральной ямки ошибается. Врач может указать их положение сам, после чего обработка и оценка пересчитываются заново: система допускает исправление там, где врач видит лучше программы. Заключение врача о согласии либо несогласии с оценкой фиксируется отдельно, так что спорный случай можно разобрать позднее. Программа выдаёт не диагноз, а оценку степени тяжести и признак направления; диагноз и ответственность за него остаются за врачом.</w:t>
+        <w:t>Существенное значение имеет и возможность ручной коррекции опорных точек. При узком зрачке, помутнениях оптических сред и неудачном положении пациента автоматическое определение диска зрительного нерва и центральной ямки может ошибаться. Врач может указать их положение самостоятельно, после чего обработка и оценка пересчитываются заново: система допускает исправление там, где врач видит лучше программы. Заключение врача о согласии либо несогласии с оценкой фиксируется отдельно, что позволяет впоследствии разобрать спорный случай. Программа выдаёт не диагноз, а оценку степени тяжести и признак направления; диагноз и ответственность за него остаются за врачом.</w:t>
       </w:r>
     </w:p>
     <w:p>
@@ -242,26 +210,8 @@
           <w:sz w:val="28"/>
           <w:u w:val="none"/>
         </w:rPr>
-        <w:t>Считаю необходимым отметить ограничение, существенное именно с клинической точки зрения. Качество распознавания распределено по стадиям крайне неравномерно: при высоком показателе на глазах без признаков ретинопатии начальная непролиферативная стадия распознаётся существенно хуже. Между тем именно она наиболее ценна для скрининга: вмешательство эффективно, а пациент жалоб не предъявляет. Следовательно, система пригодна для выделения случаев, уже требующих направления, но не является инструментом раннего выявления; соискатель этого не скрывает и называет расхождение основным резервом дальнейшей работы. Приложение построено в логике поддержки решения врача, а не его замены. Оцениваю его положительно: заявленные возможности подтверждены в работе, а выбранное направление отвечает практической потребности офтальмологической службы.</w:t>
+        <w:t>Считаю необходимым отметить ограничение, существенное именно с клинической точки зрения. Качество распознавания распределено по стадиям крайне неравномерно: при высоком показателе на глазах без признаков ретинопатии начальная непролиферативная стадия распознаётся значительно хуже. Между тем именно она наиболее ценна для скрининга: вмешательство на этой стадии эффективно, а пациент при этом ещё не предъявляет жалоб. Следовательно, система пригодна для выделения случаев, уже требующих направления, но не является инструментом раннего выявления; соискатель этого не скрывает и называет данное расхождение основным резервом дальнейшей работы. Приложение построено в логике поддержки решения врача, а не его замены. Оцениваю его положительно: заявленные возможности подтверждены в ходе демонстрации, а выбранное направление отвечает практической потребности офтальмологической службы.</w:t>
       </w:r>
-    </w:p>
-    <w:p>
-      <w:pPr>
-        <w:spacing w:before="0" w:after="0"/>
-        <w:ind w:firstLine="0"/>
-      </w:pPr>
-    </w:p>
-    <w:p>
-      <w:pPr>
-        <w:spacing w:before="0" w:after="0"/>
-        <w:ind w:firstLine="0"/>
-      </w:pPr>
-    </w:p>
-    <w:p>
-      <w:pPr>
-        <w:spacing w:before="0" w:after="0"/>
-        <w:ind w:firstLine="0"/>
-      </w:pPr>
     </w:p>
     <w:p>
       <w:pPr>
@@ -329,10 +279,9 @@
                 <w:b/>
                 <w:i w:val="0"/>
                 <w:sz w:val="28"/>
-                <w:highlight w:val="yellow"/>
                 <w:u w:val="none"/>
               </w:rPr>
-              <w:t>&lt;полное наименование медицинской организации&gt;</w:t>
+              <w:t>ТОО «Казахский ордена «Знак Почета» научно-исследовательский институт глазных болезней»</w:t>
             </w:r>
           </w:p>
         </w:tc>
